--- a/protocol/PCNE_moderator_decision_log.docx
+++ b/protocol/PCNE_moderator_decision_log.docx
@@ -57,7 +57,7 @@
           <w:color w:val="333333"/>
           <w:sz w:val="20"/>
         </w:rPr>
-        <w:t>28 August 2026</w:t>
+        <w:t>3 September 2026</w:t>
       </w:r>
       <w:r>
         <w:rPr>
@@ -79,7 +79,7 @@
           <w:color w:val="333333"/>
           <w:sz w:val="20"/>
         </w:rPr>
-        <w:t>Uni-moderator decisions for Chapter 5</w:t>
+        <w:t>Uni-moderator and model-structure decisions</w:t>
       </w:r>
       <w:r>
         <w:rPr>
@@ -268,132 +268,6 @@
                 <w:sz w:val="19"/>
               </w:rPr>
               <w:t>Notes</w:t>
-            </w:r>
-          </w:p>
-        </w:tc>
-      </w:tr>
-      <w:tr>
-        <w:trPr>
-          <w:cantSplit/>
-        </w:trPr>
-        <w:tc>
-          <w:tcPr>
-            <w:tcW w:w="2160" w:type="dxa"/>
-            <w:tcMar>
-              <w:top w:w="80" w:type="dxa"/>
-              <w:left w:w="120" w:type="dxa"/>
-              <w:bottom w:w="80" w:type="dxa"/>
-              <w:right w:w="120" w:type="dxa"/>
-            </w:tcMar>
-            <w:vAlign w:val="center"/>
-          </w:tcPr>
-          <w:p>
-            <w:pPr>
-              <w:spacing w:after="0" w:line="252" w:lineRule="auto"/>
-            </w:pPr>
-            <w:r>
-              <w:rPr>
-                <w:color w:val="222222"/>
-                <w:sz w:val="17"/>
-              </w:rPr>
-              <w:t>Species/strain</w:t>
-            </w:r>
-          </w:p>
-        </w:tc>
-        <w:tc>
-          <w:tcPr>
-            <w:tcW w:w="1080" w:type="dxa"/>
-            <w:tcMar>
-              <w:top w:w="80" w:type="dxa"/>
-              <w:left w:w="120" w:type="dxa"/>
-              <w:bottom w:w="80" w:type="dxa"/>
-              <w:right w:w="120" w:type="dxa"/>
-            </w:tcMar>
-            <w:vAlign w:val="center"/>
-          </w:tcPr>
-          <w:p>
-            <w:pPr>
-              <w:spacing w:after="0" w:line="252" w:lineRule="auto"/>
-              <w:jc w:val="center"/>
-            </w:pPr>
-            <w:r>
-              <w:rPr>
-                <w:color w:val="222222"/>
-                <w:sz w:val="17"/>
-              </w:rPr>
-              <w:t>Yes</w:t>
-            </w:r>
-          </w:p>
-        </w:tc>
-        <w:tc>
-          <w:tcPr>
-            <w:tcW w:w="2400" w:type="dxa"/>
-            <w:tcMar>
-              <w:top w:w="80" w:type="dxa"/>
-              <w:left w:w="120" w:type="dxa"/>
-              <w:bottom w:w="80" w:type="dxa"/>
-              <w:right w:w="120" w:type="dxa"/>
-            </w:tcMar>
-            <w:vAlign w:val="center"/>
-          </w:tcPr>
-          <w:p>
-            <w:pPr>
-              <w:spacing w:after="0" w:line="252" w:lineRule="auto"/>
-            </w:pPr>
-            <w:r>
-              <w:rPr>
-                <w:color w:val="222222"/>
-                <w:sz w:val="17"/>
-              </w:rPr>
-              <w:t>strain</w:t>
-            </w:r>
-          </w:p>
-        </w:tc>
-        <w:tc>
-          <w:tcPr>
-            <w:tcW w:w="4800" w:type="dxa"/>
-            <w:tcMar>
-              <w:top w:w="80" w:type="dxa"/>
-              <w:left w:w="120" w:type="dxa"/>
-              <w:bottom w:w="80" w:type="dxa"/>
-              <w:right w:w="120" w:type="dxa"/>
-            </w:tcMar>
-            <w:vAlign w:val="center"/>
-          </w:tcPr>
-          <w:p>
-            <w:pPr>
-              <w:spacing w:after="0" w:line="252" w:lineRule="auto"/>
-            </w:pPr>
-            <w:r>
-              <w:rPr>
-                <w:color w:val="222222"/>
-                <w:sz w:val="17"/>
-              </w:rPr>
-              <w:t>Strain or breed of the animal model used in the study, for example, Wistar or BALB/c.</w:t>
-            </w:r>
-          </w:p>
-        </w:tc>
-        <w:tc>
-          <w:tcPr>
-            <w:tcW w:w="3528" w:type="dxa"/>
-            <w:tcMar>
-              <w:top w:w="80" w:type="dxa"/>
-              <w:left w:w="120" w:type="dxa"/>
-              <w:bottom w:w="80" w:type="dxa"/>
-              <w:right w:w="120" w:type="dxa"/>
-            </w:tcMar>
-            <w:vAlign w:val="center"/>
-          </w:tcPr>
-          <w:p>
-            <w:pPr>
-              <w:spacing w:after="0" w:line="252" w:lineRule="auto"/>
-            </w:pPr>
-            <w:r>
-              <w:rPr>
-                <w:color w:val="222222"/>
-                <w:sz w:val="17"/>
-              </w:rPr>
-              <w:t>Strain remains a random-effect grouping factor and is also tested as a categorical moderator. Species is not analysed as a separate moderator.</w:t>
             </w:r>
           </w:p>
         </w:tc>
@@ -2493,15 +2367,8 @@
             <w:vAlign w:val="center"/>
           </w:tcPr>
           <w:p>
-            <w:pPr>
-              <w:spacing w:after="0" w:line="252" w:lineRule="auto"/>
-            </w:pPr>
             <w:r>
-              <w:rPr>
-                <w:color w:val="222222"/>
-                <w:sz w:val="18"/>
-              </w:rPr>
-              <w:t>Species</w:t>
+              <w:t>Species/strain</w:t>
             </w:r>
           </w:p>
         </w:tc>
@@ -2517,15 +2384,8 @@
             <w:vAlign w:val="center"/>
           </w:tcPr>
           <w:p>
-            <w:pPr>
-              <w:spacing w:after="0" w:line="252" w:lineRule="auto"/>
-            </w:pPr>
             <w:r>
-              <w:rPr>
-                <w:color w:val="222222"/>
-                <w:sz w:val="18"/>
-              </w:rPr>
-              <w:t>Yes, within species/strain</w:t>
+              <w:t>Yes</w:t>
             </w:r>
           </w:p>
         </w:tc>
@@ -2541,15 +2401,8 @@
             <w:vAlign w:val="center"/>
           </w:tcPr>
           <w:p>
-            <w:pPr>
-              <w:spacing w:after="0" w:line="252" w:lineRule="auto"/>
-            </w:pPr>
             <w:r>
-              <w:rPr>
-                <w:color w:val="222222"/>
-                <w:sz w:val="18"/>
-              </w:rPr>
-              <w:t>sp_latin</w:t>
+              <w:t>strain</w:t>
             </w:r>
           </w:p>
         </w:tc>
@@ -2565,15 +2418,8 @@
             <w:vAlign w:val="center"/>
           </w:tcPr>
           <w:p>
-            <w:pPr>
-              <w:spacing w:after="0" w:line="252" w:lineRule="auto"/>
-            </w:pPr>
             <w:r>
-              <w:rPr>
-                <w:color w:val="222222"/>
-                <w:sz w:val="18"/>
-              </w:rPr>
-              <w:t>The protocol names species/strain as one biological moderator concept. Chapter 5 uses strain because it is the more detailed variable; species is not fitted as a separate moderator.</w:t>
+              <w:t>Strain is included as a random-effect grouping factor rather than fitted as a categorical uni-moderator. It accounts for grouping by strain but does not estimate differences among strain categories. See the protocol deviations addendum.</w:t>
             </w:r>
           </w:p>
         </w:tc>
@@ -2685,13 +2531,9 @@
       </w:tr>
     </w:tbl>
     <w:p>
-      <w:r>
-        <w:br w:type="page"/>
-      </w:r>
-    </w:p>
-    <w:p>
       <w:pPr>
         <w:pStyle w:val="Heading1"/>
+        <w:pageBreakBefore/>
       </w:pPr>
       <w:r>
         <w:lastRenderedPageBreak/>
@@ -3043,6 +2885,14 @@
       </w:pPr>
       <w:r>
         <w:t>Sources used for this record</w:t>
+      </w:r>
+    </w:p>
+    <w:p>
+      <w:pPr>
+        <w:pStyle w:val="ListBullet"/>
+      </w:pPr>
+      <w:r>
+        <w:t>Protocol deviations: protocol/PCNE_protocol_deviations_addendum_2026-08-28.docx</w:t>
       </w:r>
     </w:p>
     <w:p>
